--- a/HN_KS25_CNTT02_LeVanGiaHuy_008/HN_KS25_CNTT02_LeVanGiaHuy_008.docx
+++ b/HN_KS25_CNTT02_LeVanGiaHuy_008/HN_KS25_CNTT02_LeVanGiaHuy_008.docx
@@ -11,7 +11,10 @@
         <w:t>Link Figma:</w:t>
       </w:r>
       <w:r>
-        <w:t xml:space="preserve"> ................................................................</w:t>
+        <w:t xml:space="preserve"> </w:t>
+      </w:r>
+      <w:r>
+        <w:t>https://www.figma.com/design/Fq0pwYFOVuOcLRrLfJgIbr/Untitled?node-id=0-1&amp;t=NZ0I40pKPwtw9jDr-1</w:t>
       </w:r>
     </w:p>
     <w:p>
@@ -56,8 +59,8 @@
         <w:tblLook w:val="04A0" w:firstRow="1" w:lastRow="0" w:firstColumn="1" w:lastColumn="0" w:noHBand="0" w:noVBand="1"/>
       </w:tblPr>
       <w:tblGrid>
-        <w:gridCol w:w="3717"/>
-        <w:gridCol w:w="3783"/>
+        <w:gridCol w:w="2720"/>
+        <w:gridCol w:w="4780"/>
       </w:tblGrid>
       <w:tr>
         <w:trPr>
@@ -168,6 +171,22 @@
               <w:t>hàng</w:t>
             </w:r>
             <w:proofErr w:type="spellEnd"/>
+            <w:r>
+              <w:t xml:space="preserve">, </w:t>
+            </w:r>
+            <w:proofErr w:type="spellStart"/>
+            <w:r>
+              <w:t>Hệ</w:t>
+            </w:r>
+            <w:proofErr w:type="spellEnd"/>
+            <w:r>
+              <w:t xml:space="preserve"> </w:t>
+            </w:r>
+            <w:proofErr w:type="spellStart"/>
+            <w:r>
+              <w:t>thống</w:t>
+            </w:r>
+            <w:proofErr w:type="spellEnd"/>
           </w:p>
         </w:tc>
       </w:tr>
@@ -215,7 +234,37 @@
             </w:tcMar>
             <w:hideMark/>
           </w:tcPr>
-          <w:p/>
+          <w:p>
+            <w:proofErr w:type="spellStart"/>
+            <w:r>
+              <w:t>Nhân</w:t>
+            </w:r>
+            <w:proofErr w:type="spellEnd"/>
+            <w:r>
+              <w:t xml:space="preserve"> </w:t>
+            </w:r>
+            <w:proofErr w:type="spellStart"/>
+            <w:r>
+              <w:t>viên</w:t>
+            </w:r>
+            <w:proofErr w:type="spellEnd"/>
+            <w:r>
+              <w:t xml:space="preserve"> </w:t>
+            </w:r>
+            <w:proofErr w:type="spellStart"/>
+            <w:r>
+              <w:t>hỗ</w:t>
+            </w:r>
+            <w:proofErr w:type="spellEnd"/>
+            <w:r>
+              <w:t xml:space="preserve"> </w:t>
+            </w:r>
+            <w:proofErr w:type="spellStart"/>
+            <w:r>
+              <w:t>trợ</w:t>
+            </w:r>
+            <w:proofErr w:type="spellEnd"/>
+          </w:p>
         </w:tc>
       </w:tr>
     </w:tbl>
@@ -3098,7 +3147,7 @@
     </w:p>
     <w:tbl>
       <w:tblPr>
-        <w:tblW w:w="7500" w:type="dxa"/>
+        <w:tblW w:w="7462" w:type="dxa"/>
         <w:tblCellMar>
           <w:top w:w="15" w:type="dxa"/>
           <w:left w:w="15" w:type="dxa"/>
@@ -3108,11 +3157,10 @@
         <w:tblLook w:val="04A0" w:firstRow="1" w:lastRow="0" w:firstColumn="1" w:lastColumn="0" w:noHBand="0" w:noVBand="1"/>
       </w:tblPr>
       <w:tblGrid>
-        <w:gridCol w:w="479"/>
-        <w:gridCol w:w="717"/>
-        <w:gridCol w:w="2949"/>
-        <w:gridCol w:w="1759"/>
-        <w:gridCol w:w="1596"/>
+        <w:gridCol w:w="369"/>
+        <w:gridCol w:w="1533"/>
+        <w:gridCol w:w="1738"/>
+        <w:gridCol w:w="3822"/>
       </w:tblGrid>
       <w:tr>
         <w:trPr>
@@ -3189,48 +3237,35 @@
         </w:tc>
         <w:tc>
           <w:tcPr>
-            <w:tcW w:w="0" w:type="auto"/>
-            <w:tcBorders>
-              <w:top w:val="single" w:sz="6" w:space="0" w:color="DEE0E3"/>
-              <w:left w:val="single" w:sz="6" w:space="0" w:color="DEE0E3"/>
-              <w:bottom w:val="single" w:sz="6" w:space="0" w:color="DEE0E3"/>
-              <w:right w:val="single" w:sz="6" w:space="0" w:color="DEE0E3"/>
-            </w:tcBorders>
-            <w:tcMar>
-              <w:top w:w="120" w:type="dxa"/>
-              <w:left w:w="120" w:type="dxa"/>
-              <w:bottom w:w="120" w:type="dxa"/>
-              <w:right w:w="120" w:type="dxa"/>
-            </w:tcMar>
-            <w:hideMark/>
-          </w:tcPr>
-          <w:p>
-            <w:r>
-              <w:t>Ảnh hưởng</w:t>
-            </w:r>
-          </w:p>
-        </w:tc>
-        <w:tc>
-          <w:tcPr>
-            <w:tcW w:w="0" w:type="auto"/>
-            <w:tcBorders>
-              <w:top w:val="single" w:sz="6" w:space="0" w:color="DEE0E3"/>
-              <w:left w:val="single" w:sz="6" w:space="0" w:color="DEE0E3"/>
-              <w:bottom w:val="single" w:sz="6" w:space="0" w:color="DEE0E3"/>
-              <w:right w:val="single" w:sz="6" w:space="0" w:color="DEE0E3"/>
-            </w:tcBorders>
-            <w:tcMar>
-              <w:top w:w="120" w:type="dxa"/>
-              <w:left w:w="120" w:type="dxa"/>
-              <w:bottom w:w="120" w:type="dxa"/>
-              <w:right w:w="120" w:type="dxa"/>
-            </w:tcMar>
-            <w:hideMark/>
-          </w:tcPr>
-          <w:p>
-            <w:r>
-              <w:t>Cách sửa</w:t>
-            </w:r>
+            <w:tcW w:w="3822" w:type="dxa"/>
+            <w:tcBorders>
+              <w:top w:val="single" w:sz="6" w:space="0" w:color="DEE0E3"/>
+              <w:left w:val="single" w:sz="6" w:space="0" w:color="DEE0E3"/>
+              <w:bottom w:val="single" w:sz="6" w:space="0" w:color="DEE0E3"/>
+              <w:right w:val="single" w:sz="6" w:space="0" w:color="DEE0E3"/>
+            </w:tcBorders>
+            <w:tcMar>
+              <w:top w:w="120" w:type="dxa"/>
+              <w:left w:w="120" w:type="dxa"/>
+              <w:bottom w:w="120" w:type="dxa"/>
+              <w:right w:w="120" w:type="dxa"/>
+            </w:tcMar>
+            <w:hideMark/>
+          </w:tcPr>
+          <w:p>
+            <w:proofErr w:type="spellStart"/>
+            <w:r>
+              <w:t>Cách</w:t>
+            </w:r>
+            <w:proofErr w:type="spellEnd"/>
+            <w:r>
+              <w:t xml:space="preserve"> </w:t>
+            </w:r>
+            <w:proofErr w:type="spellStart"/>
+            <w:r>
+              <w:t>sửa</w:t>
+            </w:r>
+            <w:proofErr w:type="spellEnd"/>
           </w:p>
         </w:tc>
       </w:tr>
@@ -3278,64 +3313,132 @@
             </w:tcMar>
             <w:hideMark/>
           </w:tcPr>
+          <w:p>
+            <w:proofErr w:type="spellStart"/>
+            <w:r>
+              <w:t>Không</w:t>
+            </w:r>
+            <w:proofErr w:type="spellEnd"/>
+            <w:r>
+              <w:t xml:space="preserve"> </w:t>
+            </w:r>
+            <w:proofErr w:type="spellStart"/>
+            <w:r>
+              <w:t>có</w:t>
+            </w:r>
+            <w:proofErr w:type="spellEnd"/>
+            <w:r>
+              <w:t xml:space="preserve"> </w:t>
+            </w:r>
+            <w:proofErr w:type="spellStart"/>
+            <w:r>
+              <w:t>nút</w:t>
+            </w:r>
+            <w:proofErr w:type="spellEnd"/>
+            <w:r>
+              <w:t xml:space="preserve"> </w:t>
+            </w:r>
+            <w:proofErr w:type="spellStart"/>
+            <w:r>
+              <w:t>hủy</w:t>
+            </w:r>
+            <w:proofErr w:type="spellEnd"/>
+            <w:r>
+              <w:t xml:space="preserve"> </w:t>
+            </w:r>
+          </w:p>
+        </w:tc>
+        <w:tc>
+          <w:tcPr>
+            <w:tcW w:w="0" w:type="auto"/>
+            <w:tcBorders>
+              <w:top w:val="single" w:sz="6" w:space="0" w:color="DEE0E3"/>
+              <w:left w:val="single" w:sz="6" w:space="0" w:color="DEE0E3"/>
+              <w:bottom w:val="single" w:sz="6" w:space="0" w:color="DEE0E3"/>
+              <w:right w:val="single" w:sz="6" w:space="0" w:color="DEE0E3"/>
+            </w:tcBorders>
+            <w:tcMar>
+              <w:top w:w="120" w:type="dxa"/>
+              <w:left w:w="120" w:type="dxa"/>
+              <w:bottom w:w="120" w:type="dxa"/>
+              <w:right w:w="120" w:type="dxa"/>
+            </w:tcMar>
+            <w:hideMark/>
+          </w:tcPr>
           <w:p/>
         </w:tc>
         <w:tc>
           <w:tcPr>
-            <w:tcW w:w="0" w:type="auto"/>
-            <w:tcBorders>
-              <w:top w:val="single" w:sz="6" w:space="0" w:color="DEE0E3"/>
-              <w:left w:val="single" w:sz="6" w:space="0" w:color="DEE0E3"/>
-              <w:bottom w:val="single" w:sz="6" w:space="0" w:color="DEE0E3"/>
-              <w:right w:val="single" w:sz="6" w:space="0" w:color="DEE0E3"/>
-            </w:tcBorders>
-            <w:tcMar>
-              <w:top w:w="120" w:type="dxa"/>
-              <w:left w:w="120" w:type="dxa"/>
-              <w:bottom w:w="120" w:type="dxa"/>
-              <w:right w:w="120" w:type="dxa"/>
-            </w:tcMar>
-            <w:hideMark/>
-          </w:tcPr>
-          <w:p/>
-        </w:tc>
-        <w:tc>
-          <w:tcPr>
-            <w:tcW w:w="0" w:type="auto"/>
-            <w:tcBorders>
-              <w:top w:val="single" w:sz="6" w:space="0" w:color="DEE0E3"/>
-              <w:left w:val="single" w:sz="6" w:space="0" w:color="DEE0E3"/>
-              <w:bottom w:val="single" w:sz="6" w:space="0" w:color="DEE0E3"/>
-              <w:right w:val="single" w:sz="6" w:space="0" w:color="DEE0E3"/>
-            </w:tcBorders>
-            <w:tcMar>
-              <w:top w:w="120" w:type="dxa"/>
-              <w:left w:w="120" w:type="dxa"/>
-              <w:bottom w:w="120" w:type="dxa"/>
-              <w:right w:w="120" w:type="dxa"/>
-            </w:tcMar>
-            <w:hideMark/>
-          </w:tcPr>
-          <w:p/>
-        </w:tc>
-        <w:tc>
-          <w:tcPr>
-            <w:tcW w:w="0" w:type="auto"/>
-            <w:tcBorders>
-              <w:top w:val="single" w:sz="6" w:space="0" w:color="DEE0E3"/>
-              <w:left w:val="single" w:sz="6" w:space="0" w:color="DEE0E3"/>
-              <w:bottom w:val="single" w:sz="6" w:space="0" w:color="DEE0E3"/>
-              <w:right w:val="single" w:sz="6" w:space="0" w:color="DEE0E3"/>
-            </w:tcBorders>
-            <w:tcMar>
-              <w:top w:w="120" w:type="dxa"/>
-              <w:left w:w="120" w:type="dxa"/>
-              <w:bottom w:w="120" w:type="dxa"/>
-              <w:right w:w="120" w:type="dxa"/>
-            </w:tcMar>
-            <w:hideMark/>
-          </w:tcPr>
-          <w:p/>
+            <w:tcW w:w="3822" w:type="dxa"/>
+            <w:tcBorders>
+              <w:top w:val="single" w:sz="6" w:space="0" w:color="DEE0E3"/>
+              <w:left w:val="single" w:sz="6" w:space="0" w:color="DEE0E3"/>
+              <w:bottom w:val="single" w:sz="6" w:space="0" w:color="DEE0E3"/>
+              <w:right w:val="single" w:sz="6" w:space="0" w:color="DEE0E3"/>
+            </w:tcBorders>
+            <w:tcMar>
+              <w:top w:w="120" w:type="dxa"/>
+              <w:left w:w="120" w:type="dxa"/>
+              <w:bottom w:w="120" w:type="dxa"/>
+              <w:right w:w="120" w:type="dxa"/>
+            </w:tcMar>
+            <w:hideMark/>
+          </w:tcPr>
+          <w:p>
+            <w:proofErr w:type="spellStart"/>
+            <w:r>
+              <w:t>Chuyển</w:t>
+            </w:r>
+            <w:proofErr w:type="spellEnd"/>
+            <w:r>
+              <w:t xml:space="preserve"> </w:t>
+            </w:r>
+            <w:proofErr w:type="spellStart"/>
+            <w:r>
+              <w:t>nút</w:t>
+            </w:r>
+            <w:proofErr w:type="spellEnd"/>
+            <w:r>
+              <w:t xml:space="preserve"> </w:t>
+            </w:r>
+            <w:proofErr w:type="spellStart"/>
+            <w:r>
+              <w:t>đặt</w:t>
+            </w:r>
+            <w:proofErr w:type="spellEnd"/>
+            <w:r>
+              <w:t xml:space="preserve"> </w:t>
+            </w:r>
+            <w:proofErr w:type="spellStart"/>
+            <w:r>
+              <w:t>ngay</w:t>
+            </w:r>
+            <w:proofErr w:type="spellEnd"/>
+            <w:r>
+              <w:t xml:space="preserve"> </w:t>
+            </w:r>
+            <w:proofErr w:type="spellStart"/>
+            <w:r>
+              <w:t>thành</w:t>
+            </w:r>
+            <w:proofErr w:type="spellEnd"/>
+            <w:r>
+              <w:t xml:space="preserve"> </w:t>
+            </w:r>
+            <w:proofErr w:type="spellStart"/>
+            <w:r>
+              <w:t>nút</w:t>
+            </w:r>
+            <w:proofErr w:type="spellEnd"/>
+            <w:r>
+              <w:t xml:space="preserve"> </w:t>
+            </w:r>
+            <w:proofErr w:type="spellStart"/>
+            <w:r>
+              <w:t>huye</w:t>
+            </w:r>
+            <w:proofErr w:type="spellEnd"/>
+          </w:p>
         </w:tc>
       </w:tr>
       <w:tr>
@@ -3405,26 +3508,7 @@
         </w:tc>
         <w:tc>
           <w:tcPr>
-            <w:tcW w:w="0" w:type="auto"/>
-            <w:tcBorders>
-              <w:top w:val="single" w:sz="6" w:space="0" w:color="DEE0E3"/>
-              <w:left w:val="single" w:sz="6" w:space="0" w:color="DEE0E3"/>
-              <w:bottom w:val="single" w:sz="6" w:space="0" w:color="DEE0E3"/>
-              <w:right w:val="single" w:sz="6" w:space="0" w:color="DEE0E3"/>
-            </w:tcBorders>
-            <w:tcMar>
-              <w:top w:w="120" w:type="dxa"/>
-              <w:left w:w="120" w:type="dxa"/>
-              <w:bottom w:w="120" w:type="dxa"/>
-              <w:right w:w="120" w:type="dxa"/>
-            </w:tcMar>
-            <w:hideMark/>
-          </w:tcPr>
-          <w:p/>
-        </w:tc>
-        <w:tc>
-          <w:tcPr>
-            <w:tcW w:w="0" w:type="auto"/>
+            <w:tcW w:w="3822" w:type="dxa"/>
             <w:tcBorders>
               <w:top w:val="single" w:sz="6" w:space="0" w:color="DEE0E3"/>
               <w:left w:val="single" w:sz="6" w:space="0" w:color="DEE0E3"/>
@@ -3509,26 +3593,7 @@
         </w:tc>
         <w:tc>
           <w:tcPr>
-            <w:tcW w:w="0" w:type="auto"/>
-            <w:tcBorders>
-              <w:top w:val="single" w:sz="6" w:space="0" w:color="DEE0E3"/>
-              <w:left w:val="single" w:sz="6" w:space="0" w:color="DEE0E3"/>
-              <w:bottom w:val="single" w:sz="6" w:space="0" w:color="DEE0E3"/>
-              <w:right w:val="single" w:sz="6" w:space="0" w:color="DEE0E3"/>
-            </w:tcBorders>
-            <w:tcMar>
-              <w:top w:w="120" w:type="dxa"/>
-              <w:left w:w="120" w:type="dxa"/>
-              <w:bottom w:w="120" w:type="dxa"/>
-              <w:right w:w="120" w:type="dxa"/>
-            </w:tcMar>
-            <w:hideMark/>
-          </w:tcPr>
-          <w:p/>
-        </w:tc>
-        <w:tc>
-          <w:tcPr>
-            <w:tcW w:w="0" w:type="auto"/>
+            <w:tcW w:w="3822" w:type="dxa"/>
             <w:tcBorders>
               <w:top w:val="single" w:sz="6" w:space="0" w:color="DEE0E3"/>
               <w:left w:val="single" w:sz="6" w:space="0" w:color="DEE0E3"/>
@@ -3613,26 +3678,7 @@
         </w:tc>
         <w:tc>
           <w:tcPr>
-            <w:tcW w:w="0" w:type="auto"/>
-            <w:tcBorders>
-              <w:top w:val="single" w:sz="6" w:space="0" w:color="DEE0E3"/>
-              <w:left w:val="single" w:sz="6" w:space="0" w:color="DEE0E3"/>
-              <w:bottom w:val="single" w:sz="6" w:space="0" w:color="DEE0E3"/>
-              <w:right w:val="single" w:sz="6" w:space="0" w:color="DEE0E3"/>
-            </w:tcBorders>
-            <w:tcMar>
-              <w:top w:w="120" w:type="dxa"/>
-              <w:left w:w="120" w:type="dxa"/>
-              <w:bottom w:w="120" w:type="dxa"/>
-              <w:right w:w="120" w:type="dxa"/>
-            </w:tcMar>
-            <w:hideMark/>
-          </w:tcPr>
-          <w:p/>
-        </w:tc>
-        <w:tc>
-          <w:tcPr>
-            <w:tcW w:w="0" w:type="auto"/>
+            <w:tcW w:w="3822" w:type="dxa"/>
             <w:tcBorders>
               <w:top w:val="single" w:sz="6" w:space="0" w:color="DEE0E3"/>
               <w:left w:val="single" w:sz="6" w:space="0" w:color="DEE0E3"/>
@@ -3704,323 +3750,6 @@
         <w:t xml:space="preserve"> </w:t>
       </w:r>
     </w:p>
-    <w:p>
-      <w:pPr>
-        <w:rPr>
-          <w:b/>
-          <w:bCs/>
-        </w:rPr>
-      </w:pPr>
-      <w:r>
-        <w:rPr>
-          <w:b/>
-          <w:bCs/>
-        </w:rPr>
-        <w:t>5. Phân tích tác động</w:t>
-      </w:r>
-    </w:p>
-    <w:tbl>
-      <w:tblPr>
-        <w:tblW w:w="7500" w:type="dxa"/>
-        <w:tblCellMar>
-          <w:top w:w="15" w:type="dxa"/>
-          <w:left w:w="15" w:type="dxa"/>
-          <w:bottom w:w="15" w:type="dxa"/>
-          <w:right w:w="15" w:type="dxa"/>
-        </w:tblCellMar>
-        <w:tblLook w:val="04A0" w:firstRow="1" w:lastRow="0" w:firstColumn="1" w:lastColumn="0" w:noHBand="0" w:noVBand="1"/>
-      </w:tblPr>
-      <w:tblGrid>
-        <w:gridCol w:w="5256"/>
-        <w:gridCol w:w="2244"/>
-      </w:tblGrid>
-      <w:tr>
-        <w:trPr>
-          <w:trHeight w:val="585"/>
-        </w:trPr>
-        <w:tc>
-          <w:tcPr>
-            <w:tcW w:w="0" w:type="auto"/>
-            <w:tcBorders>
-              <w:top w:val="single" w:sz="6" w:space="0" w:color="DEE0E3"/>
-              <w:left w:val="single" w:sz="6" w:space="0" w:color="DEE0E3"/>
-              <w:bottom w:val="single" w:sz="6" w:space="0" w:color="DEE0E3"/>
-              <w:right w:val="single" w:sz="6" w:space="0" w:color="DEE0E3"/>
-            </w:tcBorders>
-            <w:tcMar>
-              <w:top w:w="120" w:type="dxa"/>
-              <w:left w:w="120" w:type="dxa"/>
-              <w:bottom w:w="120" w:type="dxa"/>
-              <w:right w:w="120" w:type="dxa"/>
-            </w:tcMar>
-            <w:hideMark/>
-          </w:tcPr>
-          <w:p>
-            <w:r>
-              <w:t>Khía cạnh</w:t>
-            </w:r>
-          </w:p>
-        </w:tc>
-        <w:tc>
-          <w:tcPr>
-            <w:tcW w:w="0" w:type="auto"/>
-            <w:tcBorders>
-              <w:top w:val="single" w:sz="6" w:space="0" w:color="DEE0E3"/>
-              <w:left w:val="single" w:sz="6" w:space="0" w:color="DEE0E3"/>
-              <w:bottom w:val="single" w:sz="6" w:space="0" w:color="DEE0E3"/>
-              <w:right w:val="single" w:sz="6" w:space="0" w:color="DEE0E3"/>
-            </w:tcBorders>
-            <w:tcMar>
-              <w:top w:w="120" w:type="dxa"/>
-              <w:left w:w="120" w:type="dxa"/>
-              <w:bottom w:w="120" w:type="dxa"/>
-              <w:right w:w="120" w:type="dxa"/>
-            </w:tcMar>
-            <w:hideMark/>
-          </w:tcPr>
-          <w:p>
-            <w:r>
-              <w:t>Tác động</w:t>
-            </w:r>
-          </w:p>
-        </w:tc>
-      </w:tr>
-      <w:tr>
-        <w:trPr>
-          <w:trHeight w:val="585"/>
-        </w:trPr>
-        <w:tc>
-          <w:tcPr>
-            <w:tcW w:w="0" w:type="auto"/>
-            <w:tcBorders>
-              <w:top w:val="single" w:sz="6" w:space="0" w:color="DEE0E3"/>
-              <w:left w:val="single" w:sz="6" w:space="0" w:color="DEE0E3"/>
-              <w:bottom w:val="single" w:sz="6" w:space="0" w:color="DEE0E3"/>
-              <w:right w:val="single" w:sz="6" w:space="0" w:color="DEE0E3"/>
-            </w:tcBorders>
-            <w:tcMar>
-              <w:top w:w="120" w:type="dxa"/>
-              <w:left w:w="120" w:type="dxa"/>
-              <w:bottom w:w="120" w:type="dxa"/>
-              <w:right w:w="120" w:type="dxa"/>
-            </w:tcMar>
-            <w:hideMark/>
-          </w:tcPr>
-          <w:p>
-            <w:r>
-              <w:t>Giao diện</w:t>
-            </w:r>
-          </w:p>
-        </w:tc>
-        <w:tc>
-          <w:tcPr>
-            <w:tcW w:w="0" w:type="auto"/>
-            <w:tcBorders>
-              <w:top w:val="single" w:sz="6" w:space="0" w:color="DEE0E3"/>
-              <w:left w:val="single" w:sz="6" w:space="0" w:color="DEE0E3"/>
-              <w:bottom w:val="single" w:sz="6" w:space="0" w:color="DEE0E3"/>
-              <w:right w:val="single" w:sz="6" w:space="0" w:color="DEE0E3"/>
-            </w:tcBorders>
-            <w:tcMar>
-              <w:top w:w="120" w:type="dxa"/>
-              <w:left w:w="120" w:type="dxa"/>
-              <w:bottom w:w="120" w:type="dxa"/>
-              <w:right w:w="120" w:type="dxa"/>
-            </w:tcMar>
-            <w:hideMark/>
-          </w:tcPr>
-          <w:p/>
-        </w:tc>
-      </w:tr>
-      <w:tr>
-        <w:trPr>
-          <w:trHeight w:val="585"/>
-        </w:trPr>
-        <w:tc>
-          <w:tcPr>
-            <w:tcW w:w="0" w:type="auto"/>
-            <w:tcBorders>
-              <w:top w:val="single" w:sz="6" w:space="0" w:color="DEE0E3"/>
-              <w:left w:val="single" w:sz="6" w:space="0" w:color="DEE0E3"/>
-              <w:bottom w:val="single" w:sz="6" w:space="0" w:color="DEE0E3"/>
-              <w:right w:val="single" w:sz="6" w:space="0" w:color="DEE0E3"/>
-            </w:tcBorders>
-            <w:tcMar>
-              <w:top w:w="120" w:type="dxa"/>
-              <w:left w:w="120" w:type="dxa"/>
-              <w:bottom w:w="120" w:type="dxa"/>
-              <w:right w:w="120" w:type="dxa"/>
-            </w:tcMar>
-            <w:hideMark/>
-          </w:tcPr>
-          <w:p>
-            <w:r>
-              <w:t>Validation và bảo mật</w:t>
-            </w:r>
-          </w:p>
-        </w:tc>
-        <w:tc>
-          <w:tcPr>
-            <w:tcW w:w="0" w:type="auto"/>
-            <w:tcBorders>
-              <w:top w:val="single" w:sz="6" w:space="0" w:color="DEE0E3"/>
-              <w:left w:val="single" w:sz="6" w:space="0" w:color="DEE0E3"/>
-              <w:bottom w:val="single" w:sz="6" w:space="0" w:color="DEE0E3"/>
-              <w:right w:val="single" w:sz="6" w:space="0" w:color="DEE0E3"/>
-            </w:tcBorders>
-            <w:tcMar>
-              <w:top w:w="120" w:type="dxa"/>
-              <w:left w:w="120" w:type="dxa"/>
-              <w:bottom w:w="120" w:type="dxa"/>
-              <w:right w:w="120" w:type="dxa"/>
-            </w:tcMar>
-            <w:hideMark/>
-          </w:tcPr>
-          <w:p/>
-        </w:tc>
-      </w:tr>
-      <w:tr>
-        <w:trPr>
-          <w:trHeight w:val="585"/>
-        </w:trPr>
-        <w:tc>
-          <w:tcPr>
-            <w:tcW w:w="0" w:type="auto"/>
-            <w:tcBorders>
-              <w:top w:val="single" w:sz="6" w:space="0" w:color="DEE0E3"/>
-              <w:left w:val="single" w:sz="6" w:space="0" w:color="DEE0E3"/>
-              <w:bottom w:val="single" w:sz="6" w:space="0" w:color="DEE0E3"/>
-              <w:right w:val="single" w:sz="6" w:space="0" w:color="DEE0E3"/>
-            </w:tcBorders>
-            <w:tcMar>
-              <w:top w:w="120" w:type="dxa"/>
-              <w:left w:w="120" w:type="dxa"/>
-              <w:bottom w:w="120" w:type="dxa"/>
-              <w:right w:w="120" w:type="dxa"/>
-            </w:tcMar>
-            <w:hideMark/>
-          </w:tcPr>
-          <w:p>
-            <w:r>
-              <w:t>Use Case/Activity</w:t>
-            </w:r>
-          </w:p>
-        </w:tc>
-        <w:tc>
-          <w:tcPr>
-            <w:tcW w:w="0" w:type="auto"/>
-            <w:tcBorders>
-              <w:top w:val="single" w:sz="6" w:space="0" w:color="DEE0E3"/>
-              <w:left w:val="single" w:sz="6" w:space="0" w:color="DEE0E3"/>
-              <w:bottom w:val="single" w:sz="6" w:space="0" w:color="DEE0E3"/>
-              <w:right w:val="single" w:sz="6" w:space="0" w:color="DEE0E3"/>
-            </w:tcBorders>
-            <w:tcMar>
-              <w:top w:w="120" w:type="dxa"/>
-              <w:left w:w="120" w:type="dxa"/>
-              <w:bottom w:w="120" w:type="dxa"/>
-              <w:right w:w="120" w:type="dxa"/>
-            </w:tcMar>
-            <w:hideMark/>
-          </w:tcPr>
-          <w:p/>
-        </w:tc>
-      </w:tr>
-      <w:tr>
-        <w:trPr>
-          <w:trHeight w:val="585"/>
-        </w:trPr>
-        <w:tc>
-          <w:tcPr>
-            <w:tcW w:w="0" w:type="auto"/>
-            <w:tcBorders>
-              <w:top w:val="single" w:sz="6" w:space="0" w:color="DEE0E3"/>
-              <w:left w:val="single" w:sz="6" w:space="0" w:color="DEE0E3"/>
-              <w:bottom w:val="single" w:sz="6" w:space="0" w:color="DEE0E3"/>
-              <w:right w:val="single" w:sz="6" w:space="0" w:color="DEE0E3"/>
-            </w:tcBorders>
-            <w:tcMar>
-              <w:top w:w="120" w:type="dxa"/>
-              <w:left w:w="120" w:type="dxa"/>
-              <w:bottom w:w="120" w:type="dxa"/>
-              <w:right w:w="120" w:type="dxa"/>
-            </w:tcMar>
-            <w:hideMark/>
-          </w:tcPr>
-          <w:p>
-            <w:r>
-              <w:t>ERD</w:t>
-            </w:r>
-          </w:p>
-        </w:tc>
-        <w:tc>
-          <w:tcPr>
-            <w:tcW w:w="0" w:type="auto"/>
-            <w:tcBorders>
-              <w:top w:val="single" w:sz="6" w:space="0" w:color="DEE0E3"/>
-              <w:left w:val="single" w:sz="6" w:space="0" w:color="DEE0E3"/>
-              <w:bottom w:val="single" w:sz="6" w:space="0" w:color="DEE0E3"/>
-              <w:right w:val="single" w:sz="6" w:space="0" w:color="DEE0E3"/>
-            </w:tcBorders>
-            <w:tcMar>
-              <w:top w:w="120" w:type="dxa"/>
-              <w:left w:w="120" w:type="dxa"/>
-              <w:bottom w:w="120" w:type="dxa"/>
-              <w:right w:w="120" w:type="dxa"/>
-            </w:tcMar>
-            <w:hideMark/>
-          </w:tcPr>
-          <w:p/>
-        </w:tc>
-      </w:tr>
-      <w:tr>
-        <w:trPr>
-          <w:trHeight w:val="585"/>
-        </w:trPr>
-        <w:tc>
-          <w:tcPr>
-            <w:tcW w:w="0" w:type="auto"/>
-            <w:tcBorders>
-              <w:top w:val="single" w:sz="6" w:space="0" w:color="DEE0E3"/>
-              <w:left w:val="single" w:sz="6" w:space="0" w:color="DEE0E3"/>
-              <w:bottom w:val="single" w:sz="6" w:space="0" w:color="DEE0E3"/>
-              <w:right w:val="single" w:sz="6" w:space="0" w:color="DEE0E3"/>
-            </w:tcBorders>
-            <w:tcMar>
-              <w:top w:w="120" w:type="dxa"/>
-              <w:left w:w="120" w:type="dxa"/>
-              <w:bottom w:w="120" w:type="dxa"/>
-              <w:right w:w="120" w:type="dxa"/>
-            </w:tcMar>
-            <w:hideMark/>
-          </w:tcPr>
-          <w:p>
-            <w:r>
-              <w:t>Thông báo và tác vụ nền</w:t>
-            </w:r>
-          </w:p>
-        </w:tc>
-        <w:tc>
-          <w:tcPr>
-            <w:tcW w:w="0" w:type="auto"/>
-            <w:tcBorders>
-              <w:top w:val="single" w:sz="6" w:space="0" w:color="DEE0E3"/>
-              <w:left w:val="single" w:sz="6" w:space="0" w:color="DEE0E3"/>
-              <w:bottom w:val="single" w:sz="6" w:space="0" w:color="DEE0E3"/>
-              <w:right w:val="single" w:sz="6" w:space="0" w:color="DEE0E3"/>
-            </w:tcBorders>
-            <w:tcMar>
-              <w:top w:w="120" w:type="dxa"/>
-              <w:left w:w="120" w:type="dxa"/>
-              <w:bottom w:w="120" w:type="dxa"/>
-              <w:right w:w="120" w:type="dxa"/>
-            </w:tcMar>
-            <w:hideMark/>
-          </w:tcPr>
-          <w:p/>
-        </w:tc>
-      </w:tr>
-    </w:tbl>
     <w:p/>
     <w:sectPr>
       <w:pgSz w:w="12240" w:h="15840"/>
@@ -4948,6 +4677,29 @@
       <w:spacing w:val="5"/>
     </w:rPr>
   </w:style>
+  <w:style w:type="character" w:styleId="Hyperlink">
+    <w:name w:val="Hyperlink"/>
+    <w:basedOn w:val="DefaultParagraphFont"/>
+    <w:uiPriority w:val="99"/>
+    <w:unhideWhenUsed/>
+    <w:rsid w:val="002859DB"/>
+    <w:rPr>
+      <w:color w:val="467886" w:themeColor="hyperlink"/>
+      <w:u w:val="single"/>
+    </w:rPr>
+  </w:style>
+  <w:style w:type="character" w:styleId="UnresolvedMention">
+    <w:name w:val="Unresolved Mention"/>
+    <w:basedOn w:val="DefaultParagraphFont"/>
+    <w:uiPriority w:val="99"/>
+    <w:semiHidden/>
+    <w:unhideWhenUsed/>
+    <w:rsid w:val="002859DB"/>
+    <w:rPr>
+      <w:color w:val="605E5C"/>
+      <w:shd w:val="clear" w:color="auto" w:fill="E1DFDD"/>
+    </w:rPr>
+  </w:style>
 </w:styles>
 </file>
 
